--- a/templates/documents/CONTRATOS CIVILES/CONTRATOS BAJO FIRMA PRIVADA/COMERCIALES/ACTA DE LA ASAMBLEA GENERAL CONSTITUTIVA DE LA SOCIEDAD.docx
+++ b/templates/documents/CONTRATOS CIVILES/CONTRATOS BAJO FIRMA PRIVADA/COMERCIALES/ACTA DE LA ASAMBLEA GENERAL CONSTITUTIVA DE LA SOCIEDAD.docx
@@ -4,350 +4,386 @@
   <w:body>
     <w:p>
       <w:pPr>
+        <w:spacing w:after="0" w:line="240" w:lineRule="auto"/>
+        <w:jc w:val="center"/>
+      </w:pPr>
+      <w:r>
+        <w:t xml:space="preserve">ACTA DE LA ASAMBLEA GENERAL CONSTITUTIVA DE LA SOCIEDAD </w:t>
+      </w:r>
+    </w:p>
+    <w:p>
+      <w:pPr>
+        <w:spacing w:after="0" w:line="240" w:lineRule="auto"/>
+        <w:jc w:val="center"/>
+      </w:pPr>
+    </w:p>
+    <w:p>
+      <w:pPr>
+        <w:spacing w:after="0" w:line="240" w:lineRule="auto"/>
+        <w:jc w:val="center"/>
+      </w:pPr>
+      <w:r>
+        <w:t>{{NOMBRE_SOCIEDAD}}</w:t>
+      </w:r>
+    </w:p>
+    <w:p>
+      <w:pPr>
+        <w:spacing w:after="0" w:line="240" w:lineRule="auto"/>
         <w:jc w:val="both"/>
-        <w:rPr>
-          <w:sz w:val="28"/>
-          <w:szCs w:val="28"/>
-        </w:rPr>
-      </w:pPr>
-      <w:r>
-        <w:rPr>
-          <w:b/>
-          <w:bCs/>
-          <w:sz w:val="28"/>
-          <w:szCs w:val="28"/>
-        </w:rPr>
-        <w:t>ACTA DE LA ASAMBLEA GENERAL CONSTITUTIVA DE LA SOCIEDAD [NOMBRE DE LA SOCIEDAD], S.A.S.</w:t>
-      </w:r>
-    </w:p>
-    <w:p>
-      <w:pPr>
+      </w:pPr>
+    </w:p>
+    <w:p>
+      <w:pPr>
+        <w:spacing w:after="0" w:line="240" w:lineRule="auto"/>
         <w:jc w:val="both"/>
-        <w:rPr>
-          <w:sz w:val="28"/>
-          <w:szCs w:val="28"/>
-        </w:rPr>
-      </w:pPr>
-      <w:r>
-        <w:rPr>
-          <w:sz w:val="28"/>
-          <w:szCs w:val="28"/>
-        </w:rPr>
-        <w:t>En la ciudad de [Ciudad], República Dominicana, a los [Día] días del mes de [Mes] del año [Año], siendo las [Hora], se reunieron en el domicilio social ubicado en [Dirección], los accionistas fundadores:</w:t>
-      </w:r>
-    </w:p>
-    <w:p>
-      <w:pPr>
-        <w:numPr>
-          <w:ilvl w:val="0"/>
-          <w:numId w:val="1"/>
-        </w:numPr>
+      </w:pPr>
+      <w:r>
+        <w:t>En la ciudad de {{CIUDAD_FIRMA}}, República Dominicana, a los {{DIA_TEXTO}} ({{DIA_NUMERO}}) días del mes de {{MES_TEXTO}} del año {{AÑO_TEXTO}} ({{AÑO_NUMERO}}), siendo las {{HORA_ASAMBLEA_TEXTO}}, se reunieron en el domicilio social ubicado en {{DIRECCION_ASAMBLEA}}, los accionistas fundadores:</w:t>
+      </w:r>
+    </w:p>
+    <w:p>
+      <w:pPr>
+        <w:spacing w:after="0" w:line="240" w:lineRule="auto"/>
         <w:jc w:val="both"/>
-        <w:rPr>
-          <w:sz w:val="28"/>
-          <w:szCs w:val="28"/>
-        </w:rPr>
-      </w:pPr>
-      <w:r>
-        <w:rPr>
-          <w:b/>
-          <w:bCs/>
-          <w:sz w:val="28"/>
-          <w:szCs w:val="28"/>
-        </w:rPr>
-        <w:t>[NOMBRE ACCIONISTA 1]</w:t>
-      </w:r>
-      <w:r>
-        <w:rPr>
-          <w:sz w:val="28"/>
-          <w:szCs w:val="28"/>
-        </w:rPr>
-        <w:t>, [Generales: Nacionalidad, Estado Civil, Cédula, Domicilio], suscribiendo [Cantidad] acciones.</w:t>
-      </w:r>
-    </w:p>
-    <w:p>
-      <w:pPr>
-        <w:numPr>
-          <w:ilvl w:val="0"/>
-          <w:numId w:val="1"/>
-        </w:numPr>
+      </w:pPr>
+    </w:p>
+    <w:p>
+      <w:pPr>
+        <w:spacing w:after="0" w:line="240" w:lineRule="auto"/>
         <w:jc w:val="both"/>
-        <w:rPr>
-          <w:sz w:val="28"/>
-          <w:szCs w:val="28"/>
-        </w:rPr>
-      </w:pPr>
-      <w:r>
-        <w:rPr>
-          <w:b/>
-          <w:bCs/>
-          <w:sz w:val="28"/>
-          <w:szCs w:val="28"/>
-        </w:rPr>
-        <w:t>[NOMBRE ACCIONISTA 2]</w:t>
-      </w:r>
-      <w:r>
-        <w:rPr>
-          <w:sz w:val="28"/>
-          <w:szCs w:val="28"/>
-        </w:rPr>
-        <w:t>, [Generales completas], suscribiendo [Cantidad] acciones.</w:t>
-      </w:r>
-    </w:p>
-    <w:p>
-      <w:pPr>
+      </w:pPr>
+      <w:r>
+        <w:t>{{TRATAMIENTO_SOCIO 1}} {{NOMBRE_SOCIO 1}}, de nacionalidad {{NACIONALIDAD_SOCIO 1}}, mayor de edad, estado civil {{ESTADO CIVIL_SOCIO 1}}, titular de {{DOCUMENTO IDENTIDAD_SOCIO 1}}, domiciliado en {{DIRECCION O DOMICILIO_SOCIO 1}}, suscribiendo {{ACCIONES_SUSCRITAS_SOCIO_1}} acciones.</w:t>
+      </w:r>
+    </w:p>
+    <w:p>
+      <w:pPr>
+        <w:spacing w:after="0" w:line="240" w:lineRule="auto"/>
         <w:jc w:val="both"/>
-        <w:rPr>
-          <w:sz w:val="28"/>
-          <w:szCs w:val="28"/>
-        </w:rPr>
-      </w:pPr>
-      <w:r>
-        <w:rPr>
-          <w:b/>
-          <w:bCs/>
-          <w:sz w:val="28"/>
-          <w:szCs w:val="28"/>
-        </w:rPr>
-        <w:t>QUÓRUM Y APERTURA:</w:t>
-      </w:r>
-      <w:r>
-        <w:rPr>
-          <w:sz w:val="28"/>
-          <w:szCs w:val="28"/>
-        </w:rPr>
-        <w:t xml:space="preserve"> Se comprueba la presencia del 100% de los accionistas, quienes han suscrito y pagado el capital social autorizado de RD$ [Monto], dividido en [Cantidad] acciones nominativas de RD$ [Valor] cada una. La Asamblea se declara formalmente constituida. Se designa a [Nombre] como </w:t>
+      </w:pPr>
+    </w:p>
+    <w:p>
+      <w:pPr>
+        <w:spacing w:after="0" w:line="240" w:lineRule="auto"/>
+        <w:jc w:val="both"/>
+      </w:pPr>
+      <w:r>
+        <w:t>{{TRATAMIENTO_SOCIO 2}} {{NOMBRE_SOCIO 2}}, de nacionalidad {{NACIONALIDAD_SOCIO 2}}, mayor de edad, estado civil {{ESTADO CIVIL_SOCIO 2}}, titular de {{DOCUMENTO IDENTIDAD_SOCIO 2}}, domiciliado en {{DIRECCION O DOMICILIO_SOCIO 2}}, suscribiendo {{ACCIONES_SUSCRITAS_SOCIO_2}} acciones.</w:t>
+      </w:r>
+    </w:p>
+    <w:p>
+      <w:pPr>
+        <w:spacing w:after="0" w:line="240" w:lineRule="auto"/>
+        <w:jc w:val="both"/>
+      </w:pPr>
+    </w:p>
+    <w:p>
+      <w:pPr>
+        <w:spacing w:after="0" w:line="240" w:lineRule="auto"/>
+        <w:jc w:val="both"/>
+      </w:pPr>
+      <w:r>
+        <w:t xml:space="preserve">QUÓRUM Y APERTURA: Se comprueba la presencia del 100% de los accionistas, quienes han suscrito y pagado el capital social autorizado de {{CAPITAL_SOCIAL_LETRAS}} ({{MONEDA_CONTRATO}} {{CAPITAL_SOCIAL_NUMEROS}}), dividido en {{CANTIDAD_CUOTAS_ACCIONES}} acciones nominativas de {{MONEDA_CONTRATO}} {{VALOR_NOMINAL_CUOTA_ACCION}} cada una. La Asamblea se declara formalmente constituida. Se designa a {{NOMBRE_SOCIO 1}} como </w:t>
       </w:r>
       <w:proofErr w:type="gramStart"/>
       <w:r>
-        <w:rPr>
-          <w:sz w:val="28"/>
-          <w:szCs w:val="28"/>
-        </w:rPr>
         <w:t>Presidente</w:t>
       </w:r>
       <w:proofErr w:type="gramEnd"/>
       <w:r>
-        <w:rPr>
-          <w:sz w:val="28"/>
-          <w:szCs w:val="28"/>
-        </w:rPr>
-        <w:t xml:space="preserve"> y a [Nombre] como </w:t>
+        <w:t xml:space="preserve"> y a {{NOMBRE_SOCIO 2}} como </w:t>
+      </w:r>
+      <w:r>
+        <w:t>secretario</w:t>
+      </w:r>
+      <w:r>
+        <w:t xml:space="preserve"> del Bufete Directivo.</w:t>
+      </w:r>
+    </w:p>
+    <w:p>
+      <w:pPr>
+        <w:spacing w:after="0" w:line="240" w:lineRule="auto"/>
+        <w:jc w:val="center"/>
+      </w:pPr>
+    </w:p>
+    <w:p>
+      <w:pPr>
+        <w:spacing w:after="0" w:line="240" w:lineRule="auto"/>
+        <w:jc w:val="center"/>
+        <w:rPr>
+          <w:lang w:val="it-IT"/>
+        </w:rPr>
+      </w:pPr>
+      <w:r>
+        <w:rPr>
+          <w:lang w:val="it-IT"/>
+        </w:rPr>
+        <w:t>R</w:t>
+      </w:r>
+      <w:r>
+        <w:rPr>
+          <w:lang w:val="it-IT"/>
+        </w:rPr>
+        <w:t xml:space="preserve"> </w:t>
+      </w:r>
+      <w:r>
+        <w:rPr>
+          <w:lang w:val="it-IT"/>
+        </w:rPr>
+        <w:t>E</w:t>
+      </w:r>
+      <w:r>
+        <w:rPr>
+          <w:lang w:val="it-IT"/>
+        </w:rPr>
+        <w:t xml:space="preserve"> </w:t>
+      </w:r>
+      <w:r>
+        <w:rPr>
+          <w:lang w:val="it-IT"/>
+        </w:rPr>
+        <w:t>S</w:t>
+      </w:r>
+      <w:r>
+        <w:rPr>
+          <w:lang w:val="it-IT"/>
+        </w:rPr>
+        <w:t xml:space="preserve"> </w:t>
+      </w:r>
+      <w:r>
+        <w:rPr>
+          <w:lang w:val="it-IT"/>
+        </w:rPr>
+        <w:t>O</w:t>
+      </w:r>
+      <w:r>
+        <w:rPr>
+          <w:lang w:val="it-IT"/>
+        </w:rPr>
+        <w:t xml:space="preserve"> </w:t>
+      </w:r>
+      <w:r>
+        <w:rPr>
+          <w:lang w:val="it-IT"/>
+        </w:rPr>
+        <w:t>L</w:t>
+      </w:r>
+      <w:r>
+        <w:rPr>
+          <w:lang w:val="it-IT"/>
+        </w:rPr>
+        <w:t xml:space="preserve"> </w:t>
+      </w:r>
+      <w:r>
+        <w:rPr>
+          <w:lang w:val="it-IT"/>
+        </w:rPr>
+        <w:t>U</w:t>
+      </w:r>
+      <w:r>
+        <w:rPr>
+          <w:lang w:val="it-IT"/>
+        </w:rPr>
+        <w:t xml:space="preserve"> </w:t>
+      </w:r>
+      <w:r>
+        <w:rPr>
+          <w:lang w:val="it-IT"/>
+        </w:rPr>
+        <w:t>C</w:t>
+      </w:r>
+      <w:r>
+        <w:rPr>
+          <w:lang w:val="it-IT"/>
+        </w:rPr>
+        <w:t xml:space="preserve"> </w:t>
+      </w:r>
+      <w:r>
+        <w:rPr>
+          <w:lang w:val="it-IT"/>
+        </w:rPr>
+        <w:t>I</w:t>
+      </w:r>
+      <w:r>
+        <w:rPr>
+          <w:lang w:val="it-IT"/>
+        </w:rPr>
+        <w:t xml:space="preserve"> </w:t>
+      </w:r>
+      <w:r>
+        <w:rPr>
+          <w:lang w:val="it-IT"/>
+        </w:rPr>
+        <w:t>O</w:t>
+      </w:r>
+      <w:r>
+        <w:rPr>
+          <w:lang w:val="it-IT"/>
+        </w:rPr>
+        <w:t xml:space="preserve"> </w:t>
+      </w:r>
+      <w:r>
+        <w:rPr>
+          <w:lang w:val="it-IT"/>
+        </w:rPr>
+        <w:t>N</w:t>
+      </w:r>
+      <w:r>
+        <w:rPr>
+          <w:lang w:val="it-IT"/>
+        </w:rPr>
+        <w:t xml:space="preserve"> </w:t>
+      </w:r>
+      <w:r>
+        <w:rPr>
+          <w:lang w:val="it-IT"/>
+        </w:rPr>
+        <w:t>E</w:t>
+      </w:r>
+      <w:r>
+        <w:rPr>
+          <w:lang w:val="it-IT"/>
+        </w:rPr>
+        <w:t xml:space="preserve"> </w:t>
+      </w:r>
+      <w:r>
+        <w:rPr>
+          <w:lang w:val="it-IT"/>
+        </w:rPr>
+        <w:t>S:</w:t>
+      </w:r>
+    </w:p>
+    <w:p>
+      <w:pPr>
+        <w:spacing w:after="0" w:line="240" w:lineRule="auto"/>
+        <w:jc w:val="both"/>
+        <w:rPr>
+          <w:lang w:val="it-IT"/>
+        </w:rPr>
+      </w:pPr>
+    </w:p>
+    <w:p>
+      <w:pPr>
+        <w:spacing w:after="0" w:line="240" w:lineRule="auto"/>
+        <w:jc w:val="both"/>
+      </w:pPr>
+      <w:r>
+        <w:t>PRIMERA: Aprobar los Estatutos Sociales redactados y firmados en fecha {{FECHA_ESTATUTOS}}, declarando definitivamente constituida la sociedad {{NOMBRE_SOCIEDAD}}.</w:t>
+      </w:r>
+    </w:p>
+    <w:p>
+      <w:pPr>
+        <w:spacing w:after="0" w:line="240" w:lineRule="auto"/>
+        <w:jc w:val="both"/>
+      </w:pPr>
+    </w:p>
+    <w:p>
+      <w:pPr>
+        <w:spacing w:after="0" w:line="240" w:lineRule="auto"/>
+        <w:jc w:val="both"/>
+      </w:pPr>
+      <w:r>
+        <w:t xml:space="preserve">SEGUNDA: Elegir y designar a {{TRATAMIENTO_PRESIDENTE_EMPRESA}} {{NOMBRE_PRESIDENTE_EMPRESA}} como </w:t>
       </w:r>
       <w:proofErr w:type="gramStart"/>
       <w:r>
-        <w:rPr>
-          <w:sz w:val="28"/>
-          <w:szCs w:val="28"/>
-        </w:rPr>
+        <w:t>Presidente</w:t>
+      </w:r>
+      <w:proofErr w:type="gramEnd"/>
+      <w:r>
+        <w:t xml:space="preserve"> de la sociedad por un período de {{DURACION_DIRECTIVA}}, otorgándole las facultades de representación legal establecidas en los estatutos.</w:t>
+      </w:r>
+    </w:p>
+    <w:p>
+      <w:pPr>
+        <w:spacing w:after="0" w:line="240" w:lineRule="auto"/>
+        <w:jc w:val="both"/>
+      </w:pPr>
+    </w:p>
+    <w:p>
+      <w:pPr>
+        <w:spacing w:after="0" w:line="240" w:lineRule="auto"/>
+        <w:jc w:val="both"/>
+      </w:pPr>
+      <w:r>
+        <w:t>TERCERA: Otorgar poder especial a {{NOMBRE_ABOGADO_GESTOR}} para realizar los trámites de matriculación ante la Cámara de Comercio y Producción y el Registro Nacional de Contribuyentes (RNC).</w:t>
+      </w:r>
+    </w:p>
+    <w:p>
+      <w:pPr>
+        <w:spacing w:after="0" w:line="240" w:lineRule="auto"/>
+        <w:jc w:val="both"/>
+      </w:pPr>
+    </w:p>
+    <w:p>
+      <w:pPr>
+        <w:spacing w:after="0" w:line="240" w:lineRule="auto"/>
+        <w:jc w:val="both"/>
+      </w:pPr>
+    </w:p>
+    <w:p>
+      <w:pPr>
+        <w:spacing w:after="0" w:line="240" w:lineRule="auto"/>
+        <w:jc w:val="center"/>
+      </w:pPr>
+      <w:r>
+        <w:t xml:space="preserve">{{NOMBRE_SOCIO 1}} </w:t>
+      </w:r>
+      <w:r>
+        <w:tab/>
+      </w:r>
+      <w:r>
+        <w:tab/>
+      </w:r>
+      <w:r>
+        <w:tab/>
+      </w:r>
+      <w:r>
+        <w:t>{{NOMBRE_SOCIO 2}}</w:t>
+      </w:r>
+    </w:p>
+    <w:p>
+      <w:pPr>
+        <w:spacing w:after="0" w:line="240" w:lineRule="auto"/>
+        <w:jc w:val="center"/>
+        <w:rPr>
+          <w:sz w:val="22"/>
+          <w:szCs w:val="22"/>
+        </w:rPr>
+      </w:pPr>
+      <w:r>
+        <w:t xml:space="preserve">Presidente Asamblea </w:t>
+      </w:r>
+      <w:r>
+        <w:tab/>
+      </w:r>
+      <w:r>
+        <w:tab/>
+      </w:r>
+      <w:r>
+        <w:tab/>
+      </w:r>
+      <w:r>
+        <w:tab/>
+      </w:r>
+      <w:proofErr w:type="gramStart"/>
+      <w:r>
         <w:t>Secretario</w:t>
       </w:r>
       <w:proofErr w:type="gramEnd"/>
-      <w:r>
-        <w:rPr>
-          <w:sz w:val="28"/>
-          <w:szCs w:val="28"/>
-        </w:rPr>
-        <w:t xml:space="preserve"> del Bufete Directivo.</w:t>
-      </w:r>
-    </w:p>
-    <w:p>
-      <w:pPr>
-        <w:jc w:val="both"/>
-        <w:rPr>
-          <w:sz w:val="28"/>
-          <w:szCs w:val="28"/>
-        </w:rPr>
-      </w:pPr>
-      <w:r>
-        <w:rPr>
-          <w:b/>
-          <w:bCs/>
-          <w:sz w:val="28"/>
-          <w:szCs w:val="28"/>
-        </w:rPr>
-        <w:t>RESOLUCIONES:</w:t>
-      </w:r>
-      <w:r>
-        <w:rPr>
-          <w:b/>
-          <w:bCs/>
-          <w:sz w:val="28"/>
-          <w:szCs w:val="28"/>
-        </w:rPr>
-        <w:t xml:space="preserve"> </w:t>
-      </w:r>
-      <w:r>
-        <w:rPr>
-          <w:b/>
-          <w:bCs/>
-          <w:sz w:val="28"/>
-          <w:szCs w:val="28"/>
-        </w:rPr>
-        <w:t>PRIMERA:</w:t>
-      </w:r>
-      <w:r>
-        <w:rPr>
-          <w:sz w:val="28"/>
-          <w:szCs w:val="28"/>
-        </w:rPr>
-        <w:t xml:space="preserve"> Aprobar los Estatutos Sociales redactados y firmados en fecha [Fecha], declarando definitivamente constituida la sociedad </w:t>
-      </w:r>
-      <w:r>
-        <w:rPr>
-          <w:b/>
-          <w:bCs/>
-          <w:sz w:val="28"/>
-          <w:szCs w:val="28"/>
-        </w:rPr>
-        <w:t>[NOMBRE], S.A.S.SEGUNDA:</w:t>
-      </w:r>
-      <w:r>
-        <w:rPr>
-          <w:sz w:val="28"/>
-          <w:szCs w:val="28"/>
-        </w:rPr>
-        <w:t xml:space="preserve"> Elegir y designar al señor(a) </w:t>
-      </w:r>
-      <w:r>
-        <w:rPr>
-          <w:b/>
-          <w:bCs/>
-          <w:sz w:val="28"/>
-          <w:szCs w:val="28"/>
-        </w:rPr>
-        <w:t>[Nombre]</w:t>
-      </w:r>
-      <w:r>
-        <w:rPr>
-          <w:sz w:val="28"/>
-          <w:szCs w:val="28"/>
-        </w:rPr>
-        <w:t xml:space="preserve"> como </w:t>
-      </w:r>
-      <w:proofErr w:type="gramStart"/>
-      <w:r>
-        <w:rPr>
-          <w:sz w:val="28"/>
-          <w:szCs w:val="28"/>
-        </w:rPr>
-        <w:t>Presidente</w:t>
-      </w:r>
-      <w:proofErr w:type="gramEnd"/>
-      <w:r>
-        <w:rPr>
-          <w:sz w:val="28"/>
-          <w:szCs w:val="28"/>
-        </w:rPr>
-        <w:t xml:space="preserve"> de la sociedad por un período de [Años] años, otorgándole las facultades de representación legal establecidas en los estatutos. </w:t>
-      </w:r>
-      <w:r>
-        <w:rPr>
-          <w:i/>
-          <w:iCs/>
-          <w:sz w:val="28"/>
-          <w:szCs w:val="28"/>
-        </w:rPr>
-        <w:t>(Nota: Si la S.A.S. elige tener Comisario de Cuentas, se agrega aquí la designación</w:t>
-      </w:r>
-      <w:proofErr w:type="gramStart"/>
-      <w:r>
-        <w:rPr>
-          <w:i/>
-          <w:iCs/>
-          <w:sz w:val="28"/>
-          <w:szCs w:val="28"/>
-        </w:rPr>
-        <w:t>).</w:t>
-      </w:r>
-      <w:r>
-        <w:rPr>
-          <w:b/>
-          <w:bCs/>
-          <w:sz w:val="28"/>
-          <w:szCs w:val="28"/>
-        </w:rPr>
-        <w:t>TERCERA</w:t>
-      </w:r>
-      <w:proofErr w:type="gramEnd"/>
-      <w:r>
-        <w:rPr>
-          <w:b/>
-          <w:bCs/>
-          <w:sz w:val="28"/>
-          <w:szCs w:val="28"/>
-        </w:rPr>
-        <w:t>:</w:t>
-      </w:r>
-      <w:r>
-        <w:rPr>
-          <w:sz w:val="28"/>
-          <w:szCs w:val="28"/>
-        </w:rPr>
-        <w:t xml:space="preserve"> Otorgar poder especial a </w:t>
-      </w:r>
-      <w:r>
-        <w:rPr>
-          <w:b/>
-          <w:bCs/>
-          <w:sz w:val="28"/>
-          <w:szCs w:val="28"/>
-        </w:rPr>
-        <w:t>[Nombre del Gestor/Abogado]</w:t>
-      </w:r>
-      <w:r>
-        <w:rPr>
-          <w:sz w:val="28"/>
-          <w:szCs w:val="28"/>
-        </w:rPr>
-        <w:t xml:space="preserve"> para realizar los trámites de matriculación ante la Cámara de Comercio y Producción y el Registro Nacional de Contribuyentes (RNC) en la DGII.</w:t>
-      </w:r>
-    </w:p>
-    <w:p>
-      <w:pPr>
-        <w:jc w:val="both"/>
-        <w:rPr>
-          <w:sz w:val="28"/>
-          <w:szCs w:val="28"/>
-        </w:rPr>
-      </w:pPr>
-      <w:r>
-        <w:rPr>
-          <w:sz w:val="28"/>
-          <w:szCs w:val="28"/>
-        </w:rPr>
-        <w:t>No habiendo más asuntos, se levanta la sesión, firmando los presentes.</w:t>
-      </w:r>
-    </w:p>
-    <w:p>
-      <w:pPr>
-        <w:jc w:val="both"/>
-        <w:rPr>
-          <w:sz w:val="28"/>
-          <w:szCs w:val="28"/>
-        </w:rPr>
-      </w:pPr>
-      <w:r>
-        <w:rPr>
-          <w:sz w:val="28"/>
-          <w:szCs w:val="28"/>
-        </w:rPr>
-        <w:pict w14:anchorId="1DA23271">
-          <v:rect id="_x0000_i1031" style="width:0;height:1.5pt" o:hralign="center" o:hrstd="t" o:hr="t" fillcolor="#a0a0a0" stroked="f"/>
-        </w:pict>
-      </w:r>
-    </w:p>
-    <w:p>
-      <w:pPr>
-        <w:jc w:val="both"/>
-        <w:rPr>
-          <w:sz w:val="28"/>
-          <w:szCs w:val="28"/>
+    </w:p>
+    <w:p>
+      <w:pPr>
+        <w:spacing w:after="0" w:line="240" w:lineRule="auto"/>
+        <w:jc w:val="center"/>
+        <w:rPr>
+          <w:sz w:val="22"/>
+          <w:szCs w:val="22"/>
         </w:rPr>
       </w:pPr>
     </w:p>
     <w:sectPr>
-      <w:pgSz w:w="11906" w:h="16838"/>
+      <w:pgSz w:w="12240" w:h="20160" w:code="121"/>
       <w:pgMar w:top="1417" w:right="1701" w:bottom="1417" w:left="1701" w:header="708" w:footer="708" w:gutter="0"/>
       <w:cols w:space="708"/>
       <w:docGrid w:linePitch="360"/>
